--- a/pegasusX/docs/session-2026-08-07/END_PRODUCT_REALITY_REPORT_2026-08-11.docx
+++ b/pegasusX/docs/session-2026-08-07/END_PRODUCT_REALITY_REPORT_2026-08-11.docx
@@ -2,6 +2,14 @@
 <file path=word/document.xml><?xml version="1.0" encoding="utf-8"?>
 <w:document xmlns:ve="http://schemas.openxmlformats.org/markup-compatibility/2006" xmlns:o="urn:schemas-microsoft-com:office:office" xmlns:r="http://schemas.openxmlformats.org/officeDocument/2006/relationships" xmlns:v="urn:schemas-microsoft-com:vml" xmlns:wp="http://schemas.openxmlformats.org/drawingml/2006/wordprocessingDrawing" xmlns:w10="urn:schemas-microsoft-com:office:word" xmlns:w="http://schemas.openxmlformats.org/wordprocessingml/2006/main">
   <w:body>
+    <w:p>
+      <w:r>
+        <w:rPr>
+          <w:b/>
+        </w:rPr>
+        <w:t>HISTORICAL / FROZEN EXPORT — Do not plan from this .docx alone. Current SoT: docs/PROD_READINESS_SEQUENCE.md, docs/session-2026-08-07/ECOSYSTEM_GAP_REGISTER_2026-08-12.md, docs/FEATURES_BY_APP_ROLE.md, docs/DOCS_SOURCE_OF_TRUTH.md. Prefer the sibling .md file.</w:t>
+      </w:r>
+    </w:p>
     <w:p>
       <w:pPr>
         <w:spacing w:after="321"/>
